--- a/Study-Plan/09_Month_08_Peak_Performance_and_Offers.docx
+++ b/Study-Plan/09_Month_08_Peak_Performance_and_Offers.docx
@@ -17,7 +17,7 @@
       </w:pPr>
       <w:r>
         <w:rPr/>
-        <w:t xml:space="preserve">Document 09 of 15 - Weeks 29 to 32. Consolidate, convert, negotiate.</w:t>
+        <w:t xml:space="preserve">Document 09 - Weeks 29 to 32. Consolidate, convert, negotiate.</w:t>
       </w:r>
     </w:p>
     <w:p>
